--- a/лаба 12.docx
+++ b/лаба 12.docx
@@ -675,7 +675,193 @@
     </w:p>
     <w:p>
       <w:pPr>
+        <w:pStyle w:val="a4"/>
+        <w:numPr>
+          <w:ilvl w:val="0"/>
+          <w:numId w:val="17"/>
+        </w:numPr>
         <w:spacing w:before="120" w:after="360" w:line="360" w:lineRule="auto"/>
+        <w:jc w:val="both"/>
+        <w:rPr>
+          <w:rFonts w:ascii="Times New Roman" w:hAnsi="Times New Roman" w:cs="Times New Roman"/>
+          <w:sz w:val="28"/>
+          <w:szCs w:val="28"/>
+        </w:rPr>
+      </w:pPr>
+      <w:r>
+        <w:rPr>
+          <w:rFonts w:ascii="Times New Roman" w:hAnsi="Times New Roman" w:cs="Times New Roman"/>
+          <w:sz w:val="28"/>
+          <w:szCs w:val="28"/>
+        </w:rPr>
+        <w:lastRenderedPageBreak/>
+        <w:t xml:space="preserve">Запустить </w:t>
+      </w:r>
+      <w:proofErr w:type="spellStart"/>
+      <w:r>
+        <w:rPr>
+          <w:rFonts w:ascii="Times New Roman" w:hAnsi="Times New Roman" w:cs="Times New Roman"/>
+          <w:sz w:val="28"/>
+          <w:szCs w:val="28"/>
+        </w:rPr>
+        <w:t>Git</w:t>
+      </w:r>
+      <w:proofErr w:type="spellEnd"/>
+      <w:r>
+        <w:rPr>
+          <w:rFonts w:ascii="Times New Roman" w:hAnsi="Times New Roman" w:cs="Times New Roman"/>
+          <w:sz w:val="28"/>
+          <w:szCs w:val="28"/>
+        </w:rPr>
+        <w:t xml:space="preserve">  GUI или </w:t>
+      </w:r>
+      <w:proofErr w:type="spellStart"/>
+      <w:r>
+        <w:rPr>
+          <w:rFonts w:ascii="Times New Roman" w:hAnsi="Times New Roman" w:cs="Times New Roman"/>
+          <w:sz w:val="28"/>
+          <w:szCs w:val="28"/>
+        </w:rPr>
+        <w:t>TortoiseGit</w:t>
+      </w:r>
+      <w:proofErr w:type="spellEnd"/>
+      <w:r>
+        <w:rPr>
+          <w:rFonts w:ascii="Times New Roman" w:hAnsi="Times New Roman" w:cs="Times New Roman"/>
+          <w:sz w:val="28"/>
+          <w:szCs w:val="28"/>
+        </w:rPr>
+        <w:t>. Создать новый репозиторий (в папке по фамилии студента).</w:t>
+      </w:r>
+    </w:p>
+    <w:p>
+      <w:pPr>
+        <w:pStyle w:val="a4"/>
+        <w:numPr>
+          <w:ilvl w:val="0"/>
+          <w:numId w:val="17"/>
+        </w:numPr>
+        <w:spacing w:before="120" w:after="360" w:line="360" w:lineRule="auto"/>
+        <w:jc w:val="both"/>
+        <w:rPr>
+          <w:rFonts w:ascii="Times New Roman" w:hAnsi="Times New Roman" w:cs="Times New Roman"/>
+          <w:sz w:val="28"/>
+          <w:szCs w:val="28"/>
+        </w:rPr>
+      </w:pPr>
+      <w:r>
+        <w:rPr>
+          <w:rFonts w:ascii="Times New Roman" w:hAnsi="Times New Roman" w:cs="Times New Roman"/>
+          <w:sz w:val="28"/>
+          <w:szCs w:val="28"/>
+        </w:rPr>
+        <w:t xml:space="preserve">Добавить в папку репозитория файлы. Зафиксировать состояние репозитория (выполнить </w:t>
+      </w:r>
+      <w:proofErr w:type="spellStart"/>
+      <w:r>
+        <w:rPr>
+          <w:rFonts w:ascii="Times New Roman" w:hAnsi="Times New Roman" w:cs="Times New Roman"/>
+          <w:sz w:val="28"/>
+          <w:szCs w:val="28"/>
+        </w:rPr>
+        <w:t>commit</w:t>
+      </w:r>
+      <w:proofErr w:type="spellEnd"/>
+      <w:r>
+        <w:rPr>
+          <w:rFonts w:ascii="Times New Roman" w:hAnsi="Times New Roman" w:cs="Times New Roman"/>
+          <w:sz w:val="28"/>
+          <w:szCs w:val="28"/>
+        </w:rPr>
+        <w:t>).</w:t>
+      </w:r>
+    </w:p>
+    <w:p>
+      <w:pPr>
+        <w:spacing w:before="120" w:after="360" w:line="360" w:lineRule="auto"/>
+        <w:ind w:left="360"/>
+        <w:jc w:val="center"/>
+        <w:rPr>
+          <w:rFonts w:ascii="Times New Roman" w:hAnsi="Times New Roman" w:cs="Times New Roman"/>
+          <w:sz w:val="28"/>
+          <w:szCs w:val="28"/>
+        </w:rPr>
+      </w:pPr>
+      <w:r>
+        <w:rPr>
+          <w:rFonts w:ascii="Times New Roman" w:hAnsi="Times New Roman" w:cs="Times New Roman"/>
+          <w:sz w:val="28"/>
+          <w:szCs w:val="28"/>
+        </w:rPr>
+        <w:drawing>
+          <wp:inline distT="0" distB="0" distL="0" distR="0" wp14:anchorId="76528C88" wp14:editId="67FC64D2">
+            <wp:extent cx="5121275" cy="2800141"/>
+            <wp:effectExtent l="0" t="0" r="3175" b="635"/>
+            <wp:docPr id="1" name="Рисунок 1"/>
+            <wp:cNvGraphicFramePr>
+              <a:graphicFrameLocks xmlns:a="http://schemas.openxmlformats.org/drawingml/2006/main" noChangeAspect="1"/>
+            </wp:cNvGraphicFramePr>
+            <a:graphic xmlns:a="http://schemas.openxmlformats.org/drawingml/2006/main">
+              <a:graphicData uri="http://schemas.openxmlformats.org/drawingml/2006/picture">
+                <pic:pic xmlns:pic="http://schemas.openxmlformats.org/drawingml/2006/picture">
+                  <pic:nvPicPr>
+                    <pic:cNvPr id="1" name=""/>
+                    <pic:cNvPicPr/>
+                  </pic:nvPicPr>
+                  <pic:blipFill>
+                    <a:blip r:embed="rId6"/>
+                    <a:stretch>
+                      <a:fillRect/>
+                    </a:stretch>
+                  </pic:blipFill>
+                  <pic:spPr>
+                    <a:xfrm>
+                      <a:off x="0" y="0"/>
+                      <a:ext cx="5124463" cy="2801884"/>
+                    </a:xfrm>
+                    <a:prstGeom prst="rect">
+                      <a:avLst/>
+                    </a:prstGeom>
+                  </pic:spPr>
+                </pic:pic>
+              </a:graphicData>
+            </a:graphic>
+          </wp:inline>
+        </w:drawing>
+      </w:r>
+    </w:p>
+    <w:p>
+      <w:pPr>
+        <w:spacing w:before="120" w:after="360" w:line="360" w:lineRule="auto"/>
+        <w:ind w:left="360"/>
+        <w:jc w:val="both"/>
+        <w:rPr>
+          <w:rFonts w:ascii="Times New Roman" w:hAnsi="Times New Roman" w:cs="Times New Roman"/>
+          <w:sz w:val="28"/>
+          <w:szCs w:val="28"/>
+        </w:rPr>
+      </w:pPr>
+      <w:r>
+        <w:rPr>
+          <w:rFonts w:ascii="Times New Roman" w:hAnsi="Times New Roman" w:cs="Times New Roman"/>
+          <w:sz w:val="28"/>
+          <w:szCs w:val="28"/>
+        </w:rPr>
+        <w:t xml:space="preserve">3 </w:t>
+      </w:r>
+      <w:r>
+        <w:rPr>
+          <w:rFonts w:ascii="Times New Roman" w:hAnsi="Times New Roman" w:cs="Times New Roman"/>
+          <w:sz w:val="28"/>
+          <w:szCs w:val="28"/>
+        </w:rPr>
+        <w:t>Внести изменения в файлы.  Зафиксировать новое состояние репозитория.</w:t>
+      </w:r>
+    </w:p>
+    <w:p>
+      <w:pPr>
+        <w:spacing w:before="120" w:after="360" w:line="360" w:lineRule="auto"/>
+        <w:ind w:left="360"/>
         <w:jc w:val="center"/>
         <w:rPr>
           <w:rFonts w:ascii="Times New Roman" w:hAnsi="Times New Roman" w:cs="Times New Roman"/>
@@ -693,19 +879,85 @@
           <w:sz w:val="28"/>
           <w:szCs w:val="28"/>
         </w:rPr>
-        <w:lastRenderedPageBreak/>
-        <w:t xml:space="preserve">Лабораторная работа </w:t>
-      </w:r>
-      <w:r>
-        <w:rPr>
-          <w:rFonts w:ascii="Times New Roman" w:eastAsia="Times New Roman" w:hAnsi="Times New Roman" w:cs="Times New Roman"/>
+        <w:drawing>
+          <wp:inline distT="0" distB="0" distL="0" distR="0" wp14:anchorId="6C782BE8" wp14:editId="067C14BC">
+            <wp:extent cx="4787900" cy="3094862"/>
+            <wp:effectExtent l="0" t="0" r="0" b="0"/>
+            <wp:docPr id="3" name="Рисунок 3"/>
+            <wp:cNvGraphicFramePr>
+              <a:graphicFrameLocks xmlns:a="http://schemas.openxmlformats.org/drawingml/2006/main" noChangeAspect="1"/>
+            </wp:cNvGraphicFramePr>
+            <a:graphic xmlns:a="http://schemas.openxmlformats.org/drawingml/2006/main">
+              <a:graphicData uri="http://schemas.openxmlformats.org/drawingml/2006/picture">
+                <pic:pic xmlns:pic="http://schemas.openxmlformats.org/drawingml/2006/picture">
+                  <pic:nvPicPr>
+                    <pic:cNvPr id="1" name=""/>
+                    <pic:cNvPicPr/>
+                  </pic:nvPicPr>
+                  <pic:blipFill>
+                    <a:blip r:embed="rId7"/>
+                    <a:stretch>
+                      <a:fillRect/>
+                    </a:stretch>
+                  </pic:blipFill>
+                  <pic:spPr>
+                    <a:xfrm>
+                      <a:off x="0" y="0"/>
+                      <a:ext cx="4792333" cy="3097727"/>
+                    </a:xfrm>
+                    <a:prstGeom prst="rect">
+                      <a:avLst/>
+                    </a:prstGeom>
+                  </pic:spPr>
+                </pic:pic>
+              </a:graphicData>
+            </a:graphic>
+          </wp:inline>
+        </w:drawing>
+      </w:r>
+    </w:p>
+    <w:p>
+      <w:pPr>
+        <w:spacing w:before="120" w:after="360" w:line="360" w:lineRule="auto"/>
+        <w:ind w:left="360"/>
+        <w:jc w:val="both"/>
+        <w:rPr>
+          <w:rFonts w:ascii="Times New Roman" w:hAnsi="Times New Roman" w:cs="Times New Roman"/>
           <w:b/>
           <w:bCs/>
-          <w:sz w:val="32"/>
-          <w:lang w:eastAsia="ru-RU"/>
-        </w:rPr>
-        <w:t>№11</w:t>
-      </w:r>
+          <w:sz w:val="28"/>
+          <w:szCs w:val="28"/>
+        </w:rPr>
+      </w:pPr>
+      <w:r>
+        <w:rPr>
+          <w:rFonts w:ascii="Times New Roman" w:hAnsi="Times New Roman" w:cs="Times New Roman"/>
+          <w:sz w:val="28"/>
+          <w:szCs w:val="28"/>
+        </w:rPr>
+        <w:lastRenderedPageBreak/>
+        <w:t xml:space="preserve">4 </w:t>
+      </w:r>
+      <w:r>
+        <w:rPr>
+          <w:rFonts w:ascii="Times New Roman" w:hAnsi="Times New Roman" w:cs="Times New Roman"/>
+          <w:sz w:val="28"/>
+          <w:szCs w:val="28"/>
+        </w:rPr>
+        <w:t>Создать новую ветку 1. Внести в нее изменения (добавить новый файл и изменить существующий файл: добавить, удалить и изменить строки) и зафиксировать их.</w:t>
+      </w:r>
+    </w:p>
+    <w:p>
+      <w:pPr>
+        <w:spacing w:before="120" w:after="360" w:line="360" w:lineRule="auto"/>
+        <w:ind w:left="360"/>
+        <w:jc w:val="both"/>
+        <w:rPr>
+          <w:rFonts w:ascii="Times New Roman" w:hAnsi="Times New Roman" w:cs="Times New Roman"/>
+          <w:sz w:val="28"/>
+          <w:szCs w:val="28"/>
+        </w:rPr>
+      </w:pPr>
     </w:p>
     <w:sectPr>
       <w:pgSz w:w="11906" w:h="16838"/>
@@ -1568,6 +1820,119 @@
     </w:lvl>
   </w:abstractNum>
   <w:abstractNum w:abstractNumId="9" w15:restartNumberingAfterBreak="0">
+    <w:nsid w:val="35FD6D22"/>
+    <w:multiLevelType w:val="multilevel"/>
+    <w:tmpl w:val="DEA4F6C0"/>
+    <w:lvl w:ilvl="0">
+      <w:start w:val="1"/>
+      <w:numFmt w:val="decimal"/>
+      <w:lvlText w:val="%1."/>
+      <w:lvlJc w:val="left"/>
+      <w:pPr>
+        <w:tabs>
+          <w:tab w:val="num" w:pos="720"/>
+        </w:tabs>
+        <w:ind w:left="720" w:hanging="360"/>
+      </w:pPr>
+    </w:lvl>
+    <w:lvl w:ilvl="1" w:tentative="1">
+      <w:start w:val="1"/>
+      <w:numFmt w:val="decimal"/>
+      <w:lvlText w:val="%2."/>
+      <w:lvlJc w:val="left"/>
+      <w:pPr>
+        <w:tabs>
+          <w:tab w:val="num" w:pos="1440"/>
+        </w:tabs>
+        <w:ind w:left="1440" w:hanging="360"/>
+      </w:pPr>
+    </w:lvl>
+    <w:lvl w:ilvl="2" w:tentative="1">
+      <w:start w:val="1"/>
+      <w:numFmt w:val="decimal"/>
+      <w:lvlText w:val="%3."/>
+      <w:lvlJc w:val="left"/>
+      <w:pPr>
+        <w:tabs>
+          <w:tab w:val="num" w:pos="2160"/>
+        </w:tabs>
+        <w:ind w:left="2160" w:hanging="360"/>
+      </w:pPr>
+    </w:lvl>
+    <w:lvl w:ilvl="3" w:tentative="1">
+      <w:start w:val="1"/>
+      <w:numFmt w:val="decimal"/>
+      <w:lvlText w:val="%4."/>
+      <w:lvlJc w:val="left"/>
+      <w:pPr>
+        <w:tabs>
+          <w:tab w:val="num" w:pos="2880"/>
+        </w:tabs>
+        <w:ind w:left="2880" w:hanging="360"/>
+      </w:pPr>
+    </w:lvl>
+    <w:lvl w:ilvl="4" w:tentative="1">
+      <w:start w:val="1"/>
+      <w:numFmt w:val="decimal"/>
+      <w:lvlText w:val="%5."/>
+      <w:lvlJc w:val="left"/>
+      <w:pPr>
+        <w:tabs>
+          <w:tab w:val="num" w:pos="3600"/>
+        </w:tabs>
+        <w:ind w:left="3600" w:hanging="360"/>
+      </w:pPr>
+    </w:lvl>
+    <w:lvl w:ilvl="5" w:tentative="1">
+      <w:start w:val="1"/>
+      <w:numFmt w:val="decimal"/>
+      <w:lvlText w:val="%6."/>
+      <w:lvlJc w:val="left"/>
+      <w:pPr>
+        <w:tabs>
+          <w:tab w:val="num" w:pos="4320"/>
+        </w:tabs>
+        <w:ind w:left="4320" w:hanging="360"/>
+      </w:pPr>
+    </w:lvl>
+    <w:lvl w:ilvl="6" w:tentative="1">
+      <w:start w:val="1"/>
+      <w:numFmt w:val="decimal"/>
+      <w:lvlText w:val="%7."/>
+      <w:lvlJc w:val="left"/>
+      <w:pPr>
+        <w:tabs>
+          <w:tab w:val="num" w:pos="5040"/>
+        </w:tabs>
+        <w:ind w:left="5040" w:hanging="360"/>
+      </w:pPr>
+    </w:lvl>
+    <w:lvl w:ilvl="7" w:tentative="1">
+      <w:start w:val="1"/>
+      <w:numFmt w:val="decimal"/>
+      <w:lvlText w:val="%8."/>
+      <w:lvlJc w:val="left"/>
+      <w:pPr>
+        <w:tabs>
+          <w:tab w:val="num" w:pos="5760"/>
+        </w:tabs>
+        <w:ind w:left="5760" w:hanging="360"/>
+      </w:pPr>
+    </w:lvl>
+    <w:lvl w:ilvl="8" w:tentative="1">
+      <w:start w:val="1"/>
+      <w:numFmt w:val="decimal"/>
+      <w:lvlText w:val="%9."/>
+      <w:lvlJc w:val="left"/>
+      <w:pPr>
+        <w:tabs>
+          <w:tab w:val="num" w:pos="6480"/>
+        </w:tabs>
+        <w:ind w:left="6480" w:hanging="360"/>
+      </w:pPr>
+    </w:lvl>
+  </w:abstractNum>
+  <w:abstractNum w:abstractNumId="10" w15:restartNumberingAfterBreak="0">
     <w:nsid w:val="3DE40E0B"/>
     <w:multiLevelType w:val="hybridMultilevel"/>
     <w:tmpl w:val="EA9609C6"/>
@@ -1653,7 +2018,7 @@
       </w:pPr>
     </w:lvl>
   </w:abstractNum>
-  <w:abstractNum w:abstractNumId="10" w15:restartNumberingAfterBreak="0">
+  <w:abstractNum w:abstractNumId="11" w15:restartNumberingAfterBreak="0">
     <w:nsid w:val="436B258D"/>
     <w:multiLevelType w:val="hybridMultilevel"/>
     <w:tmpl w:val="61BA73A2"/>
@@ -1742,7 +2107,7 @@
       </w:pPr>
     </w:lvl>
   </w:abstractNum>
-  <w:abstractNum w:abstractNumId="11" w15:restartNumberingAfterBreak="0">
+  <w:abstractNum w:abstractNumId="12" w15:restartNumberingAfterBreak="0">
     <w:nsid w:val="46FC7D45"/>
     <w:multiLevelType w:val="multilevel"/>
     <w:tmpl w:val="C33C4848"/>
@@ -1857,7 +2222,7 @@
       </w:rPr>
     </w:lvl>
   </w:abstractNum>
-  <w:abstractNum w:abstractNumId="12" w15:restartNumberingAfterBreak="0">
+  <w:abstractNum w:abstractNumId="13" w15:restartNumberingAfterBreak="0">
     <w:nsid w:val="4A4D1E39"/>
     <w:multiLevelType w:val="hybridMultilevel"/>
     <w:tmpl w:val="9892C318"/>
@@ -1948,7 +2313,7 @@
       </w:pPr>
     </w:lvl>
   </w:abstractNum>
-  <w:abstractNum w:abstractNumId="13" w15:restartNumberingAfterBreak="0">
+  <w:abstractNum w:abstractNumId="14" w15:restartNumberingAfterBreak="0">
     <w:nsid w:val="4BD45812"/>
     <w:multiLevelType w:val="hybridMultilevel"/>
     <w:tmpl w:val="4BAA3722"/>
@@ -2037,7 +2402,120 @@
       </w:pPr>
     </w:lvl>
   </w:abstractNum>
-  <w:abstractNum w:abstractNumId="14" w15:restartNumberingAfterBreak="0">
+  <w:abstractNum w:abstractNumId="15" w15:restartNumberingAfterBreak="0">
+    <w:nsid w:val="4C2E38F8"/>
+    <w:multiLevelType w:val="multilevel"/>
+    <w:tmpl w:val="A64C2DFE"/>
+    <w:lvl w:ilvl="0">
+      <w:start w:val="1"/>
+      <w:numFmt w:val="decimal"/>
+      <w:lvlText w:val="%1."/>
+      <w:lvlJc w:val="left"/>
+      <w:pPr>
+        <w:tabs>
+          <w:tab w:val="num" w:pos="720"/>
+        </w:tabs>
+        <w:ind w:left="720" w:hanging="360"/>
+      </w:pPr>
+    </w:lvl>
+    <w:lvl w:ilvl="1" w:tentative="1">
+      <w:start w:val="1"/>
+      <w:numFmt w:val="decimal"/>
+      <w:lvlText w:val="%2."/>
+      <w:lvlJc w:val="left"/>
+      <w:pPr>
+        <w:tabs>
+          <w:tab w:val="num" w:pos="1440"/>
+        </w:tabs>
+        <w:ind w:left="1440" w:hanging="360"/>
+      </w:pPr>
+    </w:lvl>
+    <w:lvl w:ilvl="2" w:tentative="1">
+      <w:start w:val="1"/>
+      <w:numFmt w:val="decimal"/>
+      <w:lvlText w:val="%3."/>
+      <w:lvlJc w:val="left"/>
+      <w:pPr>
+        <w:tabs>
+          <w:tab w:val="num" w:pos="2160"/>
+        </w:tabs>
+        <w:ind w:left="2160" w:hanging="360"/>
+      </w:pPr>
+    </w:lvl>
+    <w:lvl w:ilvl="3" w:tentative="1">
+      <w:start w:val="1"/>
+      <w:numFmt w:val="decimal"/>
+      <w:lvlText w:val="%4."/>
+      <w:lvlJc w:val="left"/>
+      <w:pPr>
+        <w:tabs>
+          <w:tab w:val="num" w:pos="2880"/>
+        </w:tabs>
+        <w:ind w:left="2880" w:hanging="360"/>
+      </w:pPr>
+    </w:lvl>
+    <w:lvl w:ilvl="4" w:tentative="1">
+      <w:start w:val="1"/>
+      <w:numFmt w:val="decimal"/>
+      <w:lvlText w:val="%5."/>
+      <w:lvlJc w:val="left"/>
+      <w:pPr>
+        <w:tabs>
+          <w:tab w:val="num" w:pos="3600"/>
+        </w:tabs>
+        <w:ind w:left="3600" w:hanging="360"/>
+      </w:pPr>
+    </w:lvl>
+    <w:lvl w:ilvl="5" w:tentative="1">
+      <w:start w:val="1"/>
+      <w:numFmt w:val="decimal"/>
+      <w:lvlText w:val="%6."/>
+      <w:lvlJc w:val="left"/>
+      <w:pPr>
+        <w:tabs>
+          <w:tab w:val="num" w:pos="4320"/>
+        </w:tabs>
+        <w:ind w:left="4320" w:hanging="360"/>
+      </w:pPr>
+    </w:lvl>
+    <w:lvl w:ilvl="6" w:tentative="1">
+      <w:start w:val="1"/>
+      <w:numFmt w:val="decimal"/>
+      <w:lvlText w:val="%7."/>
+      <w:lvlJc w:val="left"/>
+      <w:pPr>
+        <w:tabs>
+          <w:tab w:val="num" w:pos="5040"/>
+        </w:tabs>
+        <w:ind w:left="5040" w:hanging="360"/>
+      </w:pPr>
+    </w:lvl>
+    <w:lvl w:ilvl="7" w:tentative="1">
+      <w:start w:val="1"/>
+      <w:numFmt w:val="decimal"/>
+      <w:lvlText w:val="%8."/>
+      <w:lvlJc w:val="left"/>
+      <w:pPr>
+        <w:tabs>
+          <w:tab w:val="num" w:pos="5760"/>
+        </w:tabs>
+        <w:ind w:left="5760" w:hanging="360"/>
+      </w:pPr>
+    </w:lvl>
+    <w:lvl w:ilvl="8" w:tentative="1">
+      <w:start w:val="1"/>
+      <w:numFmt w:val="decimal"/>
+      <w:lvlText w:val="%9."/>
+      <w:lvlJc w:val="left"/>
+      <w:pPr>
+        <w:tabs>
+          <w:tab w:val="num" w:pos="6480"/>
+        </w:tabs>
+        <w:ind w:left="6480" w:hanging="360"/>
+      </w:pPr>
+    </w:lvl>
+  </w:abstractNum>
+  <w:abstractNum w:abstractNumId="16" w15:restartNumberingAfterBreak="0">
     <w:nsid w:val="6D436337"/>
     <w:multiLevelType w:val="hybridMultilevel"/>
     <w:tmpl w:val="6F40880A"/>
@@ -2129,7 +2607,7 @@
       </w:pPr>
     </w:lvl>
   </w:abstractNum>
-  <w:abstractNum w:abstractNumId="15" w15:restartNumberingAfterBreak="0">
+  <w:abstractNum w:abstractNumId="17" w15:restartNumberingAfterBreak="0">
     <w:nsid w:val="75E6485D"/>
     <w:multiLevelType w:val="hybridMultilevel"/>
     <w:tmpl w:val="21CAB5E8"/>
@@ -2220,7 +2698,7 @@
       </w:pPr>
     </w:lvl>
   </w:abstractNum>
-  <w:abstractNum w:abstractNumId="16" w15:restartNumberingAfterBreak="0">
+  <w:abstractNum w:abstractNumId="18" w15:restartNumberingAfterBreak="0">
     <w:nsid w:val="76D75AEF"/>
     <w:multiLevelType w:val="multilevel"/>
     <w:tmpl w:val="89F0324C"/>
@@ -2334,7 +2812,7 @@
     </w:lvl>
   </w:abstractNum>
   <w:num w:numId="1">
-    <w:abstractNumId w:val="10"/>
+    <w:abstractNumId w:val="11"/>
   </w:num>
   <w:num w:numId="2">
     <w:abstractNumId w:val="1"/>
@@ -2346,7 +2824,7 @@
     <w:abstractNumId w:val="6"/>
   </w:num>
   <w:num w:numId="5">
-    <w:abstractNumId w:val="14"/>
+    <w:abstractNumId w:val="16"/>
     <w:lvlOverride w:ilvl="0">
       <w:startOverride w:val="1"/>
     </w:lvlOverride>
@@ -2376,25 +2854,25 @@
     </w:lvlOverride>
   </w:num>
   <w:num w:numId="6">
-    <w:abstractNumId w:val="9"/>
+    <w:abstractNumId w:val="10"/>
   </w:num>
   <w:num w:numId="7">
-    <w:abstractNumId w:val="12"/>
+    <w:abstractNumId w:val="13"/>
   </w:num>
   <w:num w:numId="8">
     <w:abstractNumId w:val="3"/>
   </w:num>
   <w:num w:numId="9">
-    <w:abstractNumId w:val="15"/>
+    <w:abstractNumId w:val="17"/>
   </w:num>
   <w:num w:numId="10">
     <w:abstractNumId w:val="4"/>
   </w:num>
   <w:num w:numId="11">
-    <w:abstractNumId w:val="11"/>
+    <w:abstractNumId w:val="12"/>
   </w:num>
   <w:num w:numId="12">
-    <w:abstractNumId w:val="13"/>
+    <w:abstractNumId w:val="14"/>
   </w:num>
   <w:num w:numId="13">
     <w:abstractNumId w:val="7"/>
@@ -2403,13 +2881,19 @@
     <w:abstractNumId w:val="5"/>
   </w:num>
   <w:num w:numId="15">
-    <w:abstractNumId w:val="16"/>
+    <w:abstractNumId w:val="18"/>
   </w:num>
   <w:num w:numId="16">
     <w:abstractNumId w:val="0"/>
   </w:num>
   <w:num w:numId="17">
     <w:abstractNumId w:val="2"/>
+  </w:num>
+  <w:num w:numId="18">
+    <w:abstractNumId w:val="9"/>
+  </w:num>
+  <w:num w:numId="19">
+    <w:abstractNumId w:val="15"/>
   </w:num>
 </w:numbering>
 </file>
@@ -2817,7 +3301,6 @@
   <w:style w:type="character" w:default="1" w:styleId="a0">
     <w:name w:val="Default Paragraph Font"/>
     <w:uiPriority w:val="1"/>
-    <w:semiHidden/>
     <w:unhideWhenUsed/>
   </w:style>
   <w:style w:type="table" w:default="1" w:styleId="a1">
